--- a/GIC_2026 Cover Page.docx
+++ b/GIC_2026 Cover Page.docx
@@ -159,11 +159,11 @@
         <w:tblLook w:val="06A0" w:firstRow="1" w:lastRow="0" w:firstColumn="1" w:lastColumn="0" w:noHBand="1" w:noVBand="1"/>
       </w:tblPr>
       <w:tblGrid>
-        <w:gridCol w:w="2160"/>
-        <w:gridCol w:w="2070"/>
-        <w:gridCol w:w="2210"/>
-        <w:gridCol w:w="2308"/>
-        <w:gridCol w:w="2410"/>
+        <w:gridCol w:w="1832"/>
+        <w:gridCol w:w="1839"/>
+        <w:gridCol w:w="3273"/>
+        <w:gridCol w:w="2062"/>
+        <w:gridCol w:w="2152"/>
       </w:tblGrid>
       <w:tr>
         <w:trPr>
@@ -192,6 +192,46 @@
               </w:rPr>
               <w:t>Challenge Name:</w:t>
             </w:r>
+            <w:r>
+              <w:rPr>
+                <w:rFonts w:ascii="Times New Roman" w:hAnsi="Times New Roman" w:cs="Times New Roman"/>
+                <w:b/>
+                <w:sz w:val="22"/>
+                <w:szCs w:val="22"/>
+              </w:rPr>
+              <w:t xml:space="preserve"> </w:t>
+            </w:r>
+            <w:proofErr w:type="spellStart"/>
+            <w:r>
+              <w:rPr>
+                <w:rFonts w:ascii="Times New Roman" w:hAnsi="Times New Roman" w:cs="Times New Roman"/>
+                <w:b/>
+                <w:sz w:val="22"/>
+                <w:szCs w:val="22"/>
+              </w:rPr>
+              <w:t>qBraid</w:t>
+            </w:r>
+            <w:proofErr w:type="spellEnd"/>
+            <w:r>
+              <w:rPr>
+                <w:rFonts w:ascii="Times New Roman" w:hAnsi="Times New Roman" w:cs="Times New Roman"/>
+                <w:b/>
+                <w:sz w:val="22"/>
+                <w:szCs w:val="22"/>
+              </w:rPr>
+              <w:t xml:space="preserve">, MITRE &amp; </w:t>
+            </w:r>
+            <w:proofErr w:type="spellStart"/>
+            <w:r>
+              <w:rPr>
+                <w:rFonts w:ascii="Times New Roman" w:hAnsi="Times New Roman" w:cs="Times New Roman"/>
+                <w:b/>
+                <w:sz w:val="22"/>
+                <w:szCs w:val="22"/>
+              </w:rPr>
+              <w:t>JonesTrading</w:t>
+            </w:r>
+            <w:proofErr w:type="spellEnd"/>
           </w:p>
         </w:tc>
       </w:tr>
@@ -222,6 +262,15 @@
               </w:rPr>
               <w:t>Phase #:</w:t>
             </w:r>
+            <w:r>
+              <w:rPr>
+                <w:rFonts w:ascii="Times New Roman" w:hAnsi="Times New Roman" w:cs="Times New Roman"/>
+                <w:b/>
+                <w:sz w:val="22"/>
+                <w:szCs w:val="22"/>
+              </w:rPr>
+              <w:t xml:space="preserve"> 2</w:t>
+            </w:r>
           </w:p>
         </w:tc>
       </w:tr>
@@ -259,6 +308,16 @@
               </w:rPr>
               <w:t xml:space="preserve">: </w:t>
             </w:r>
+            <w:proofErr w:type="spellStart"/>
+            <w:r>
+              <w:rPr>
+                <w:rFonts w:ascii="Times New Roman" w:hAnsi="Times New Roman" w:cs="Times New Roman"/>
+                <w:sz w:val="22"/>
+                <w:szCs w:val="22"/>
+              </w:rPr>
+              <w:t>Quanties</w:t>
+            </w:r>
+            <w:proofErr w:type="spellEnd"/>
           </w:p>
         </w:tc>
       </w:tr>
@@ -432,6 +491,13 @@
                 <w:szCs w:val="22"/>
               </w:rPr>
             </w:pPr>
+            <w:r>
+              <w:rPr>
+                <w:rFonts w:ascii="Aptos" w:hAnsi="Aptos"/>
+                <w:color w:val="000000"/>
+              </w:rPr>
+              <w:t>Grigorii</w:t>
+            </w:r>
           </w:p>
         </w:tc>
         <w:tc>
@@ -446,6 +512,13 @@
                 <w:szCs w:val="22"/>
               </w:rPr>
             </w:pPr>
+            <w:r>
+              <w:rPr>
+                <w:rFonts w:ascii="Aptos" w:hAnsi="Aptos"/>
+                <w:color w:val="000000"/>
+              </w:rPr>
+              <w:t>Vydrevich</w:t>
+            </w:r>
           </w:p>
         </w:tc>
         <w:tc>
@@ -460,6 +533,13 @@
                 <w:szCs w:val="22"/>
               </w:rPr>
             </w:pPr>
+            <w:r>
+              <w:rPr>
+                <w:rFonts w:ascii="Aptos" w:hAnsi="Aptos"/>
+                <w:color w:val="000000"/>
+              </w:rPr>
+              <w:t>grigory.vydrevich@gmail.com</w:t>
+            </w:r>
           </w:p>
         </w:tc>
         <w:tc>
@@ -474,6 +554,15 @@
                 <w:szCs w:val="22"/>
               </w:rPr>
             </w:pPr>
+            <w:proofErr w:type="spellStart"/>
+            <w:r>
+              <w:rPr>
+                <w:rFonts w:ascii="Aptos" w:hAnsi="Aptos"/>
+                <w:color w:val="000000"/>
+              </w:rPr>
+              <w:t>GrigoV</w:t>
+            </w:r>
+            <w:proofErr w:type="spellEnd"/>
           </w:p>
         </w:tc>
         <w:tc>
@@ -482,12 +571,32 @@
           </w:tcPr>
           <w:p>
             <w:pPr>
-              <w:rPr>
-                <w:rFonts w:ascii="Times New Roman" w:hAnsi="Times New Roman" w:cs="Times New Roman"/>
-                <w:sz w:val="22"/>
-                <w:szCs w:val="22"/>
-              </w:rPr>
-            </w:pPr>
+              <w:pStyle w:val="NormalWeb"/>
+              <w:spacing w:before="0" w:beforeAutospacing="0" w:after="0" w:afterAutospacing="0"/>
+            </w:pPr>
+            <w:r>
+              <w:rPr>
+                <w:rFonts w:ascii="Aptos" w:hAnsi="Aptos"/>
+                <w:color w:val="000000"/>
+              </w:rPr>
+              <w:t>Domain Expert,</w:t>
+            </w:r>
+          </w:p>
+          <w:p>
+            <w:pPr>
+              <w:rPr>
+                <w:rFonts w:ascii="Times New Roman" w:hAnsi="Times New Roman" w:cs="Times New Roman"/>
+                <w:sz w:val="22"/>
+                <w:szCs w:val="22"/>
+              </w:rPr>
+            </w:pPr>
+            <w:r>
+              <w:rPr>
+                <w:rFonts w:ascii="Aptos" w:hAnsi="Aptos"/>
+                <w:color w:val="000000"/>
+              </w:rPr>
+              <w:t>Coordinator</w:t>
+            </w:r>
           </w:p>
         </w:tc>
       </w:tr>
@@ -507,6 +616,13 @@
                 <w:szCs w:val="22"/>
               </w:rPr>
             </w:pPr>
+            <w:r>
+              <w:rPr>
+                <w:rFonts w:ascii="Aptos" w:hAnsi="Aptos"/>
+                <w:color w:val="000000"/>
+              </w:rPr>
+              <w:t>Victor </w:t>
+            </w:r>
           </w:p>
         </w:tc>
         <w:tc>
@@ -521,6 +637,13 @@
                 <w:szCs w:val="22"/>
               </w:rPr>
             </w:pPr>
+            <w:r>
+              <w:rPr>
+                <w:rFonts w:ascii="Aptos" w:hAnsi="Aptos"/>
+                <w:color w:val="000000"/>
+              </w:rPr>
+              <w:t>Robles</w:t>
+            </w:r>
           </w:p>
         </w:tc>
         <w:tc>
@@ -535,6 +658,13 @@
                 <w:szCs w:val="22"/>
               </w:rPr>
             </w:pPr>
+            <w:r>
+              <w:rPr>
+                <w:rFonts w:ascii="Aptos" w:hAnsi="Aptos"/>
+                <w:color w:val="000000"/>
+              </w:rPr>
+              <w:t>victor.roferz@gmail.com</w:t>
+            </w:r>
           </w:p>
         </w:tc>
         <w:tc>
@@ -549,6 +679,15 @@
                 <w:szCs w:val="22"/>
               </w:rPr>
             </w:pPr>
+            <w:proofErr w:type="spellStart"/>
+            <w:r>
+              <w:rPr>
+                <w:rFonts w:ascii="Aptos" w:hAnsi="Aptos"/>
+                <w:color w:val="000000"/>
+              </w:rPr>
+              <w:t>VictoRoferz</w:t>
+            </w:r>
+            <w:proofErr w:type="spellEnd"/>
           </w:p>
         </w:tc>
         <w:tc>
@@ -563,6 +702,13 @@
                 <w:szCs w:val="22"/>
               </w:rPr>
             </w:pPr>
+            <w:r>
+              <w:rPr>
+                <w:rFonts w:ascii="Aptos" w:hAnsi="Aptos"/>
+                <w:color w:val="000000"/>
+              </w:rPr>
+              <w:t>Coder</w:t>
+            </w:r>
           </w:p>
         </w:tc>
       </w:tr>
@@ -801,7 +947,7 @@
       </w:pPr>
     </w:p>
     <w:sectPr>
-      <w:headerReference w:type="default" r:id="rId10"/>
+      <w:headerReference w:type="default" r:id="rId9"/>
       <w:pgSz w:w="12240" w:h="15840"/>
       <w:pgMar w:top="1440" w:right="1440" w:bottom="1440" w:left="1440" w:header="720" w:footer="720" w:gutter="0"/>
       <w:cols w:space="720"/>
@@ -933,10 +1079,6 @@
     </w:r>
   </w:p>
 </w:hdr>
-</file>
-
-<file path=word/numbering.xml><?xml version="1.0" encoding="utf-8"?>
-<w:numbering xmlns:wpc="http://schemas.microsoft.com/office/word/2010/wordprocessingCanvas" xmlns:cx="http://schemas.microsoft.com/office/drawing/2014/chartex" xmlns:cx1="http://schemas.microsoft.com/office/drawing/2015/9/8/chartex" xmlns:cx2="http://schemas.microsoft.com/office/drawing/2015/10/21/chartex" xmlns:cx3="http://schemas.microsoft.com/office/drawing/2016/5/9/chartex" xmlns:cx4="http://schemas.microsoft.com/office/drawing/2016/5/10/chartex" xmlns:cx5="http://schemas.microsoft.com/office/drawing/2016/5/11/chartex" xmlns:cx6="http://schemas.microsoft.com/office/drawing/2016/5/12/chartex" xmlns:cx7="http://schemas.microsoft.com/office/drawing/2016/5/13/chartex" xmlns:cx8="http://schemas.microsoft.com/office/drawing/2016/5/14/chartex" xmlns:mc="http://schemas.openxmlformats.org/markup-compatibility/2006" xmlns:aink="http://schemas.microsoft.com/office/drawing/2016/ink" xmlns:am3d="http://schemas.microsoft.com/office/drawing/2017/model3d" xmlns:o="urn:schemas-microsoft-com:office:office" xmlns:oel="http://schemas.microsoft.com/office/2019/extlst" xmlns:r="http://schemas.openxmlformats.org/officeDocument/2006/relationships" xmlns:m="http://schemas.openxmlformats.org/officeDocument/2006/math" xmlns:v="urn:schemas-microsoft-com:vml" xmlns:wp14="http://schemas.microsoft.com/office/word/2010/wordprocessingDrawing" xmlns:wp="http://schemas.openxmlformats.org/drawingml/2006/wordprocessingDrawing" xmlns:w10="urn:schemas-microsoft-com:office:word" xmlns:w="http://schemas.openxmlformats.org/wordprocessingml/2006/main" xmlns:w14="http://schemas.microsoft.com/office/word/2010/wordml" xmlns:w15="http://schemas.microsoft.com/office/word/2012/wordml" xmlns:w16cex="http://schemas.microsoft.com/office/word/2018/wordml/cex" xmlns:w16cid="http://schemas.microsoft.com/office/word/2016/wordml/cid" xmlns:w16="http://schemas.microsoft.com/office/word/2018/wordml" xmlns:w16du="http://schemas.microsoft.com/office/word/2023/wordml/word16du" xmlns:w16sdtdh="http://schemas.microsoft.com/office/word/2020/wordml/sdtdatahash" xmlns:w16sdtfl="http://schemas.microsoft.com/office/word/2024/wordml/sdtformatlock" xmlns:w16se="http://schemas.microsoft.com/office/word/2015/wordml/symex" xmlns:wpg="http://schemas.microsoft.com/office/word/2010/wordprocessingGroup" xmlns:wpi="http://schemas.microsoft.com/office/word/2010/wordprocessingInk" xmlns:wne="http://schemas.microsoft.com/office/word/2006/wordml" xmlns:wps="http://schemas.microsoft.com/office/word/2010/wordprocessingShape" mc:Ignorable="w14 w15 w16se w16cid w16 w16cex w16sdtdh w16sdtfl w16du wp14"/>
 </file>
 
 <file path=word/styles.xml><?xml version="1.0" encoding="utf-8"?>
@@ -1341,7 +1483,6 @@
   <w:style w:type="character" w:default="1" w:styleId="DefaultParagraphFont">
     <w:name w:val="Default Paragraph Font"/>
     <w:uiPriority w:val="1"/>
-    <w:semiHidden/>
     <w:unhideWhenUsed/>
   </w:style>
   <w:style w:type="table" w:default="1" w:styleId="TableNormal">
@@ -1427,6 +1568,21 @@
     <w:link w:val="Footer"/>
     <w:uiPriority w:val="99"/>
     <w:rsid w:val="00FE6BA5"/>
+  </w:style>
+  <w:style w:type="paragraph" w:styleId="NormalWeb">
+    <w:name w:val="Normal (Web)"/>
+    <w:basedOn w:val="Normal"/>
+    <w:uiPriority w:val="99"/>
+    <w:semiHidden/>
+    <w:unhideWhenUsed/>
+    <w:rsid w:val="009E115E"/>
+    <w:pPr>
+      <w:spacing w:before="100" w:beforeAutospacing="1" w:after="100" w:afterAutospacing="1" w:line="240" w:lineRule="auto"/>
+    </w:pPr>
+    <w:rPr>
+      <w:rFonts w:ascii="Times New Roman" w:eastAsia="Times New Roman" w:hAnsi="Times New Roman" w:cs="Times New Roman"/>
+      <w:lang w:eastAsia="en-US"/>
+    </w:rPr>
   </w:style>
 </w:styles>
 </file>
@@ -1693,6 +1849,26 @@
 </file>
 
 <file path=customXml/item1.xml><?xml version="1.0" encoding="utf-8"?>
+<?mso-contentType ?>
+<FormTemplates xmlns="http://schemas.microsoft.com/sharepoint/v3/contenttype/forms">
+  <Display>DocumentLibraryForm</Display>
+  <Edit>DocumentLibraryForm</Edit>
+  <New>DocumentLibraryForm</New>
+</FormTemplates>
+</file>
+
+<file path=customXml/item2.xml><?xml version="1.0" encoding="utf-8"?>
+<p:properties xmlns:p="http://schemas.microsoft.com/office/2006/metadata/properties" xmlns:xsi="http://www.w3.org/2001/XMLSchema-instance" xmlns:pc="http://schemas.microsoft.com/office/infopath/2007/PartnerControls">
+  <documentManagement>
+    <lcf76f155ced4ddcb4097134ff3c332f xmlns="70e61f86-cca1-4c28-81c2-49ae7479bd90">
+      <Terms xmlns="http://schemas.microsoft.com/office/infopath/2007/PartnerControls"/>
+    </lcf76f155ced4ddcb4097134ff3c332f>
+    <TaxCatchAll xmlns="2d5d4215-6d5b-418c-8f10-28231cb80628" xsi:nil="true"/>
+  </documentManagement>
+</p:properties>
+</file>
+
+<file path=customXml/item3.xml><?xml version="1.0" encoding="utf-8"?>
 <ct:contentTypeSchema xmlns:ct="http://schemas.microsoft.com/office/2006/metadata/contentType" xmlns:ma="http://schemas.microsoft.com/office/2006/metadata/properties/metaAttributes" ct:_="" ma:_="" ma:contentTypeName="Document" ma:contentTypeID="0x0101006DDBF041FC558E42AFE4187FE7A6A84A" ma:contentTypeVersion="19" ma:contentTypeDescription="Create a new document." ma:contentTypeScope="" ma:versionID="92de2f70067b908a6629477ecf7768e8">
   <xsd:schema xmlns:xsd="http://www.w3.org/2001/XMLSchema" xmlns:xs="http://www.w3.org/2001/XMLSchema" xmlns:p="http://schemas.microsoft.com/office/2006/metadata/properties" xmlns:ns2="70e61f86-cca1-4c28-81c2-49ae7479bd90" xmlns:ns3="2d5d4215-6d5b-418c-8f10-28231cb80628" targetNamespace="http://schemas.microsoft.com/office/2006/metadata/properties" ma:root="true" ma:fieldsID="d9186f1e13ca68cbe814f4660ae7f6b7" ns2:_="" ns3:_="">
     <xsd:import namespace="70e61f86-cca1-4c28-81c2-49ae7479bd90"/>
@@ -1953,27 +2129,26 @@
 </ct:contentTypeSchema>
 </file>
 
-<file path=customXml/item2.xml><?xml version="1.0" encoding="utf-8"?>
-<p:properties xmlns:p="http://schemas.microsoft.com/office/2006/metadata/properties" xmlns:xsi="http://www.w3.org/2001/XMLSchema-instance" xmlns:pc="http://schemas.microsoft.com/office/infopath/2007/PartnerControls">
-  <documentManagement>
-    <lcf76f155ced4ddcb4097134ff3c332f xmlns="70e61f86-cca1-4c28-81c2-49ae7479bd90">
-      <Terms xmlns="http://schemas.microsoft.com/office/infopath/2007/PartnerControls"/>
-    </lcf76f155ced4ddcb4097134ff3c332f>
-    <TaxCatchAll xmlns="2d5d4215-6d5b-418c-8f10-28231cb80628" xsi:nil="true"/>
-  </documentManagement>
-</p:properties>
+<file path=customXml/itemProps1.xml><?xml version="1.0" encoding="utf-8"?>
+<ds:datastoreItem xmlns:ds="http://schemas.openxmlformats.org/officeDocument/2006/customXml" ds:itemID="{2AD0220D-70CE-443E-B692-0709AB1A6913}">
+  <ds:schemaRefs>
+    <ds:schemaRef ds:uri="http://schemas.microsoft.com/sharepoint/v3/contenttype/forms"/>
+  </ds:schemaRefs>
+</ds:datastoreItem>
 </file>
 
-<file path=customXml/item3.xml><?xml version="1.0" encoding="utf-8"?>
-<?mso-contentType ?>
-<FormTemplates xmlns="http://schemas.microsoft.com/sharepoint/v3/contenttype/forms">
-  <Display>DocumentLibraryForm</Display>
-  <Edit>DocumentLibraryForm</Edit>
-  <New>DocumentLibraryForm</New>
-</FormTemplates>
+<file path=customXml/itemProps2.xml><?xml version="1.0" encoding="utf-8"?>
+<ds:datastoreItem xmlns:ds="http://schemas.openxmlformats.org/officeDocument/2006/customXml" ds:itemID="{80424E8A-DFE9-4EA7-B7CB-9F79EF4B98E3}">
+  <ds:schemaRefs>
+    <ds:schemaRef ds:uri="http://schemas.microsoft.com/office/2006/metadata/properties"/>
+    <ds:schemaRef ds:uri="http://schemas.microsoft.com/office/infopath/2007/PartnerControls"/>
+    <ds:schemaRef ds:uri="70e61f86-cca1-4c28-81c2-49ae7479bd90"/>
+    <ds:schemaRef ds:uri="2d5d4215-6d5b-418c-8f10-28231cb80628"/>
+  </ds:schemaRefs>
+</ds:datastoreItem>
 </file>
 
-<file path=customXml/itemProps1.xml><?xml version="1.0" encoding="utf-8"?>
+<file path=customXml/itemProps3.xml><?xml version="1.0" encoding="utf-8"?>
 <ds:datastoreItem xmlns:ds="http://schemas.openxmlformats.org/officeDocument/2006/customXml" ds:itemID="{26C20805-9571-4C37-AA47-1FAE9F599A1E}">
   <ds:schemaRefs>
     <ds:schemaRef ds:uri="http://schemas.microsoft.com/office/2006/metadata/contentType"/>
@@ -1990,23 +2165,4 @@
     <ds:schemaRef ds:uri="http://schemas.microsoft.com/internal/obd"/>
   </ds:schemaRefs>
 </ds:datastoreItem>
-</file>
-
-<file path=customXml/itemProps2.xml><?xml version="1.0" encoding="utf-8"?>
-<ds:datastoreItem xmlns:ds="http://schemas.openxmlformats.org/officeDocument/2006/customXml" ds:itemID="{80424E8A-DFE9-4EA7-B7CB-9F79EF4B98E3}">
-  <ds:schemaRefs>
-    <ds:schemaRef ds:uri="http://schemas.microsoft.com/office/2006/metadata/properties"/>
-    <ds:schemaRef ds:uri="http://schemas.microsoft.com/office/infopath/2007/PartnerControls"/>
-    <ds:schemaRef ds:uri="70e61f86-cca1-4c28-81c2-49ae7479bd90"/>
-    <ds:schemaRef ds:uri="2d5d4215-6d5b-418c-8f10-28231cb80628"/>
-  </ds:schemaRefs>
-</ds:datastoreItem>
-</file>
-
-<file path=customXml/itemProps3.xml><?xml version="1.0" encoding="utf-8"?>
-<ds:datastoreItem xmlns:ds="http://schemas.openxmlformats.org/officeDocument/2006/customXml" ds:itemID="{2AD0220D-70CE-443E-B692-0709AB1A6913}">
-  <ds:schemaRefs>
-    <ds:schemaRef ds:uri="http://schemas.microsoft.com/sharepoint/v3/contenttype/forms"/>
-  </ds:schemaRefs>
-</ds:datastoreItem>
 </file>